--- a/flow/20230927_hours/pentecostarion/тиждень-3/3-1.docx
+++ b/flow/20230927_hours/pentecostarion/тиждень-3/3-1.docx
@@ -1922,7 +1922,7 @@
           <w:sz w:val="21"/>
           <w:szCs w:val="21"/>
           <w:shd w:val="clear" w:color="auto" w:fill="E8F5E9"/>
-          <w:lang w:val="en-US"/>
+          <w:lang w:val="ru-MD"/>
         </w:rPr>
         <w:t xml:space="preserve"> </w:t>
       </w:r>
@@ -3596,6 +3596,300 @@
     <w:p>
       <w:pPr>
         <w:spacing w:line="240" w:lineRule="auto"/>
+        <w:rPr>
+          <w:rFonts w:ascii="Times New Roman" w:hAnsi="Times New Roman"/>
+          <w:i/>
+          <w:color w:val="FF0000"/>
+          <w:sz w:val="24"/>
+        </w:rPr>
+      </w:pPr>
+      <w:r>
+        <w:rPr>
+          <w:rFonts w:ascii="Times New Roman" w:hAnsi="Times New Roman"/>
+          <w:i/>
+          <w:color w:val="FF0000"/>
+          <w:sz w:val="24"/>
+        </w:rPr>
+        <w:t>Тропар</w:t>
+      </w:r>
+    </w:p>
+    <w:p>
+      <w:pPr>
+        <w:spacing w:line="240" w:lineRule="auto"/>
+        <w:rPr>
+          <w:rFonts w:ascii="Times New Roman" w:hAnsi="Times New Roman"/>
+          <w:sz w:val="24"/>
+        </w:rPr>
+      </w:pPr>
+      <w:r>
+        <w:rPr>
+          <w:rFonts w:ascii="Times New Roman" w:hAnsi="Times New Roman"/>
+          <w:sz w:val="24"/>
+        </w:rPr>
+        <w:t>І нині, і повсякчас, і на віки вічні. Амінь.</w:t>
+      </w:r>
+    </w:p>
+    <w:p>
+      <w:pPr>
+        <w:spacing w:line="240" w:lineRule="auto"/>
+        <w:rPr>
+          <w:rFonts w:ascii="Times New Roman" w:hAnsi="Times New Roman"/>
+          <w:sz w:val="24"/>
+        </w:rPr>
+      </w:pPr>
+      <w:r>
+        <w:rPr>
+          <w:rFonts w:ascii="Times New Roman" w:hAnsi="Times New Roman"/>
+          <w:sz w:val="24"/>
+        </w:rPr>
+        <w:t>Богородице, ти – лоза істинна,* що виростила нам Плід життя.* Тебе благаємо:* Молися, Владичице, з апостолами і всіма святими,* щоб помилувані були душі наші.</w:t>
+      </w:r>
+    </w:p>
+    <w:p>
+      <w:pPr>
+        <w:spacing w:line="240" w:lineRule="auto"/>
+        <w:jc w:val="center"/>
+        <w:rPr>
+          <w:rFonts w:ascii="Times New Roman" w:hAnsi="Times New Roman"/>
+          <w:sz w:val="24"/>
+        </w:rPr>
+      </w:pPr>
+      <w:r>
+        <w:rPr>
+          <w:rFonts w:ascii="Times New Roman" w:hAnsi="Times New Roman"/>
+          <w:i/>
+          <w:color w:val="FF0000"/>
+          <w:sz w:val="24"/>
+        </w:rPr>
+        <w:t>*****</w:t>
+      </w:r>
+    </w:p>
+    <w:p>
+      <w:pPr>
+        <w:spacing w:line="240" w:lineRule="auto"/>
+        <w:rPr>
+          <w:rFonts w:ascii="Times New Roman" w:hAnsi="Times New Roman"/>
+          <w:sz w:val="24"/>
+        </w:rPr>
+      </w:pPr>
+      <w:r>
+        <w:rPr>
+          <w:rFonts w:ascii="Times New Roman" w:hAnsi="Times New Roman"/>
+          <w:sz w:val="24"/>
+        </w:rPr>
+        <w:t xml:space="preserve">Господь Бог благословенний,* благословенний Господь день у день;* сприяти буде нам Бог спасіння нашого;* Бог наш, Бог – Спаситель. </w:t>
+      </w:r>
+      <w:r>
+        <w:rPr>
+          <w:rFonts w:ascii="Times New Roman" w:hAnsi="Times New Roman"/>
+          <w:i/>
+          <w:color w:val="FF0000"/>
+          <w:sz w:val="24"/>
+        </w:rPr>
+        <w:t>(Пс. 67:20-21)</w:t>
+      </w:r>
+    </w:p>
+    <w:p>
+      <w:pPr>
+        <w:spacing w:line="240" w:lineRule="auto"/>
+        <w:jc w:val="center"/>
+        <w:rPr>
+          <w:rFonts w:ascii="Times New Roman" w:hAnsi="Times New Roman"/>
+          <w:sz w:val="24"/>
+        </w:rPr>
+      </w:pPr>
+      <w:r>
+        <w:rPr>
+          <w:rFonts w:ascii="Times New Roman" w:hAnsi="Times New Roman"/>
+          <w:i/>
+          <w:color w:val="FF0000"/>
+          <w:sz w:val="24"/>
+        </w:rPr>
+        <w:t>*****</w:t>
+      </w:r>
+    </w:p>
+    <w:p>
+      <w:pPr>
+        <w:spacing w:line="240" w:lineRule="auto"/>
+        <w:rPr>
+          <w:rFonts w:ascii="Times New Roman" w:hAnsi="Times New Roman"/>
+          <w:sz w:val="24"/>
+        </w:rPr>
+      </w:pPr>
+      <w:r>
+        <w:rPr>
+          <w:rFonts w:ascii="Times New Roman" w:hAnsi="Times New Roman"/>
+          <w:sz w:val="24"/>
+        </w:rPr>
+        <w:lastRenderedPageBreak/>
+        <w:t xml:space="preserve">Святий Боже, святий Кріпкий, святий Безсмертний, помилуй нас </w:t>
+      </w:r>
+      <w:r>
+        <w:rPr>
+          <w:rFonts w:ascii="Times New Roman" w:hAnsi="Times New Roman"/>
+          <w:i/>
+          <w:color w:val="FF0000"/>
+          <w:sz w:val="24"/>
+        </w:rPr>
+        <w:t>(3 р.)</w:t>
+      </w:r>
+      <w:r>
+        <w:rPr>
+          <w:rFonts w:ascii="Times New Roman" w:hAnsi="Times New Roman"/>
+          <w:sz w:val="24"/>
+        </w:rPr>
+        <w:t>.</w:t>
+      </w:r>
+    </w:p>
+    <w:p>
+      <w:pPr>
+        <w:spacing w:line="240" w:lineRule="auto"/>
+        <w:rPr>
+          <w:rFonts w:ascii="Times New Roman" w:hAnsi="Times New Roman"/>
+          <w:sz w:val="24"/>
+        </w:rPr>
+      </w:pPr>
+      <w:r>
+        <w:rPr>
+          <w:rFonts w:ascii="Times New Roman" w:hAnsi="Times New Roman"/>
+          <w:sz w:val="24"/>
+        </w:rPr>
+        <w:t>Слава Отцю, і Сину, і Святому Духові,* і нині і повсякчас, і на віки вічні. Амінь.</w:t>
+      </w:r>
+    </w:p>
+    <w:p>
+      <w:pPr>
+        <w:spacing w:line="240" w:lineRule="auto"/>
+        <w:rPr>
+          <w:rFonts w:ascii="Times New Roman" w:hAnsi="Times New Roman"/>
+          <w:sz w:val="24"/>
+        </w:rPr>
+      </w:pPr>
+      <w:r>
+        <w:rPr>
+          <w:rFonts w:ascii="Times New Roman" w:hAnsi="Times New Roman"/>
+          <w:sz w:val="24"/>
+        </w:rPr>
+        <w:t>Пресвята Тройце, помилуй нас;* Господи, очисти гріхи наші;* Владико, прости беззаконня наші;* Святий, завітай і зціли немочі наші імени твого ради.</w:t>
+      </w:r>
+    </w:p>
+    <w:p>
+      <w:pPr>
+        <w:spacing w:line="240" w:lineRule="auto"/>
+        <w:rPr>
+          <w:rFonts w:ascii="Times New Roman" w:hAnsi="Times New Roman"/>
+          <w:sz w:val="24"/>
+        </w:rPr>
+      </w:pPr>
+      <w:r>
+        <w:rPr>
+          <w:rFonts w:ascii="Times New Roman" w:hAnsi="Times New Roman"/>
+          <w:sz w:val="24"/>
+        </w:rPr>
+        <w:t xml:space="preserve">Господи, помилуй </w:t>
+      </w:r>
+      <w:r>
+        <w:rPr>
+          <w:rFonts w:ascii="Times New Roman" w:hAnsi="Times New Roman"/>
+          <w:i/>
+          <w:color w:val="FF0000"/>
+          <w:sz w:val="24"/>
+        </w:rPr>
+        <w:t>(3 р.)</w:t>
+      </w:r>
+      <w:r>
+        <w:rPr>
+          <w:rFonts w:ascii="Times New Roman" w:hAnsi="Times New Roman"/>
+          <w:sz w:val="24"/>
+        </w:rPr>
+        <w:t>.</w:t>
+      </w:r>
+    </w:p>
+    <w:p>
+      <w:pPr>
+        <w:spacing w:line="240" w:lineRule="auto"/>
+        <w:rPr>
+          <w:rFonts w:ascii="Times New Roman" w:hAnsi="Times New Roman"/>
+          <w:sz w:val="24"/>
+        </w:rPr>
+      </w:pPr>
+      <w:r>
+        <w:rPr>
+          <w:rFonts w:ascii="Times New Roman" w:hAnsi="Times New Roman"/>
+          <w:sz w:val="24"/>
+        </w:rPr>
+        <w:t>Слава Отцю, і Сину, і Святому Духові,* і нині і повсякчас, і на віки вічні. Амінь.</w:t>
+      </w:r>
+    </w:p>
+    <w:p>
+      <w:pPr>
+        <w:spacing w:line="240" w:lineRule="auto"/>
+        <w:rPr>
+          <w:rFonts w:ascii="Times New Roman" w:hAnsi="Times New Roman"/>
+          <w:sz w:val="24"/>
+        </w:rPr>
+      </w:pPr>
+      <w:r>
+        <w:rPr>
+          <w:rFonts w:ascii="Times New Roman" w:hAnsi="Times New Roman"/>
+          <w:sz w:val="24"/>
+        </w:rPr>
+        <w:t>Отче наш, що єси на небесах,* нехай святиться ім’я твоє,* нехай прийде царство твоє,* нехай буде воля твоя, як на небі, так і на землі.* Хліб наш насущний дай нам сьогодні,* і прости нам провини наші,* як і ми прощаємо винуватцям нашим,* і не введи нас у спокусу,* але визволи нас від лукавого.</w:t>
+      </w:r>
+    </w:p>
+    <w:p>
+      <w:pPr>
+        <w:spacing w:line="240" w:lineRule="auto"/>
+        <w:rPr>
+          <w:rFonts w:ascii="Times New Roman" w:hAnsi="Times New Roman"/>
+          <w:sz w:val="24"/>
+        </w:rPr>
+      </w:pPr>
+      <w:r>
+        <w:rPr>
+          <w:rFonts w:ascii="Times New Roman" w:hAnsi="Times New Roman"/>
+          <w:i/>
+          <w:color w:val="FF0000"/>
+          <w:sz w:val="24"/>
+        </w:rPr>
+        <w:t xml:space="preserve">Священик: </w:t>
+      </w:r>
+      <w:r>
+        <w:rPr>
+          <w:rFonts w:ascii="Times New Roman" w:hAnsi="Times New Roman"/>
+          <w:sz w:val="24"/>
+        </w:rPr>
+        <w:t>Бо твоє є царство, і сила, і слава, Отця, і Сина, і Святого Духа, нині і повсякчас, і на віки вічні.</w:t>
+      </w:r>
+    </w:p>
+    <w:p>
+      <w:pPr>
+        <w:spacing w:line="240" w:lineRule="auto"/>
+        <w:rPr>
+          <w:rFonts w:ascii="Times New Roman" w:hAnsi="Times New Roman"/>
+          <w:sz w:val="24"/>
+        </w:rPr>
+      </w:pPr>
+      <w:r>
+        <w:rPr>
+          <w:rFonts w:ascii="Times New Roman" w:hAnsi="Times New Roman"/>
+          <w:i/>
+          <w:color w:val="FF0000"/>
+          <w:sz w:val="24"/>
+        </w:rPr>
+        <w:t xml:space="preserve">Вірні: </w:t>
+      </w:r>
+      <w:r>
+        <w:rPr>
+          <w:rFonts w:ascii="Times New Roman" w:hAnsi="Times New Roman"/>
+          <w:sz w:val="24"/>
+        </w:rPr>
+        <w:t>Амінь.</w:t>
+      </w:r>
+    </w:p>
+    <w:p>
+      <w:pPr>
+        <w:spacing w:line="240" w:lineRule="auto"/>
         <w:ind w:left="2" w:hanging="2"/>
         <w:rPr>
           <w:rFonts w:ascii="Times New Roman" w:hAnsi="Times New Roman"/>
@@ -3611,7 +3905,7 @@
           <w:sz w:val="24"/>
           <w:szCs w:val="24"/>
         </w:rPr>
-        <w:t>Кондак (г. 8):</w:t>
+        <w:t>Кондак (г. 4):</w:t>
       </w:r>
       <w:r>
         <w:rPr>
@@ -3619,39 +3913,185 @@
           <w:sz w:val="24"/>
           <w:szCs w:val="24"/>
         </w:rPr>
-        <w:t xml:space="preserve"> Божественним бажанням уразивши душу,* ти став відлюдником, блаженний;* багатство залишивши, поживу і славу,* убогим життям всечесно жив ти в чужих краях;* і мужньо ведучи безмовне життя,* досягнув ти, преподобний, звершення добрих учинків.* Тому з вірою кличемо до тебе:* моли Христа Бога, щоб прощення подав тим,* які з любов’ю вшановують святу пам’ять твою.  </w:t>
-      </w:r>
-    </w:p>
-    <w:p>
-      <w:pPr>
-        <w:spacing w:line="240" w:lineRule="auto"/>
-        <w:rPr>
-          <w:rFonts w:ascii="Times New Roman" w:hAnsi="Times New Roman"/>
-          <w:sz w:val="24"/>
-        </w:rPr>
-      </w:pPr>
-      <w:r>
-        <w:rPr>
-          <w:rFonts w:ascii="Times New Roman" w:hAnsi="Times New Roman"/>
-          <w:sz w:val="24"/>
-        </w:rPr>
-        <w:t>І нині, і повсякчас, і на віки вічні. Амінь.</w:t>
-      </w:r>
-    </w:p>
-    <w:p>
-      <w:pPr>
-        <w:spacing w:line="240" w:lineRule="auto"/>
-        <w:rPr>
-          <w:rFonts w:ascii="Times New Roman" w:hAnsi="Times New Roman"/>
-          <w:sz w:val="24"/>
-        </w:rPr>
-      </w:pPr>
-      <w:r>
-        <w:rPr>
-          <w:rFonts w:ascii="Times New Roman" w:hAnsi="Times New Roman"/>
-          <w:sz w:val="24"/>
-        </w:rPr>
-        <w:t>Богородице, ти – лоза істинна,* що виростила нам Плід життя.* Тебе благаємо:* Молися, Владичице, з апостолами і всіма святими,* щоб помилувані були душі наші.</w:t>
+        <w:t xml:space="preserve"> Стриманістю життя прикрасив ти, отче,* плоть умертвив ти,* і тим переміг ти ворожі напади, преблаженний,* і прийшов до Бога у безтурботне й вічне життя,* як гідний спадкоємець, Йоане,* до Нього ж молися, щоб спас душі наші. </w:t>
+      </w:r>
+    </w:p>
+    <w:p>
+      <w:pPr>
+        <w:spacing w:line="240" w:lineRule="auto"/>
+        <w:rPr>
+          <w:rFonts w:ascii="Times New Roman" w:hAnsi="Times New Roman"/>
+          <w:sz w:val="24"/>
+        </w:rPr>
+      </w:pPr>
+      <w:r>
+        <w:rPr>
+          <w:rFonts w:ascii="Times New Roman" w:hAnsi="Times New Roman"/>
+          <w:sz w:val="24"/>
+        </w:rPr>
+        <w:t xml:space="preserve">Господи, помилуй </w:t>
+      </w:r>
+      <w:r>
+        <w:rPr>
+          <w:rFonts w:ascii="Times New Roman" w:hAnsi="Times New Roman"/>
+          <w:i/>
+          <w:color w:val="FF0000"/>
+          <w:sz w:val="24"/>
+        </w:rPr>
+        <w:t>(40 р.)</w:t>
+      </w:r>
+      <w:r>
+        <w:rPr>
+          <w:rFonts w:ascii="Times New Roman" w:hAnsi="Times New Roman"/>
+          <w:sz w:val="24"/>
+        </w:rPr>
+        <w:t>.</w:t>
+      </w:r>
+    </w:p>
+    <w:p>
+      <w:pPr>
+        <w:spacing w:line="240" w:lineRule="auto"/>
+        <w:rPr>
+          <w:rFonts w:ascii="Times New Roman" w:hAnsi="Times New Roman"/>
+          <w:sz w:val="24"/>
+        </w:rPr>
+      </w:pPr>
+      <w:r>
+        <w:rPr>
+          <w:rFonts w:ascii="Times New Roman" w:hAnsi="Times New Roman"/>
+          <w:sz w:val="24"/>
+        </w:rPr>
+        <w:t>Ти, що повсякчас і кожної години на небі й на землі приймаєш поклін і славу, Боже добрий, довготерпеливий й многомилостивий, що праведних любиш, і грішних милуєш, і всіх кличеш до спасіння, заради обіцянки майбутніх благ! Прийми, Господи, в цю хвилину й наші молитви і спрямуй життя наше до твоїх заповідей. Душі наші освяти, тіла очисти, думки наші направ, розум очисти й протверези, і визволь нас від усякої скорботи, лиха й слабування. Захисти нас святими ангелами твоїми, щоб ми, їх охороною збережені й напоумлені, осягнули єдність віри та зрозуміння неприступної твоєї слави, бо ти благословенний на віки вічні. Амінь.</w:t>
+      </w:r>
+    </w:p>
+    <w:p>
+      <w:pPr>
+        <w:spacing w:line="240" w:lineRule="auto"/>
+        <w:rPr>
+          <w:rFonts w:ascii="Times New Roman" w:hAnsi="Times New Roman"/>
+          <w:sz w:val="24"/>
+        </w:rPr>
+      </w:pPr>
+      <w:r>
+        <w:rPr>
+          <w:rFonts w:ascii="Times New Roman" w:hAnsi="Times New Roman"/>
+          <w:sz w:val="24"/>
+        </w:rPr>
+        <w:t xml:space="preserve">Господи, помилуй </w:t>
+      </w:r>
+      <w:r>
+        <w:rPr>
+          <w:rFonts w:ascii="Times New Roman" w:hAnsi="Times New Roman"/>
+          <w:i/>
+          <w:color w:val="FF0000"/>
+          <w:sz w:val="24"/>
+        </w:rPr>
+        <w:t>(3 р.)</w:t>
+      </w:r>
+      <w:r>
+        <w:rPr>
+          <w:rFonts w:ascii="Times New Roman" w:hAnsi="Times New Roman"/>
+          <w:sz w:val="24"/>
+        </w:rPr>
+        <w:t>.</w:t>
+      </w:r>
+    </w:p>
+    <w:p>
+      <w:pPr>
+        <w:spacing w:line="240" w:lineRule="auto"/>
+        <w:rPr>
+          <w:rFonts w:ascii="Times New Roman" w:hAnsi="Times New Roman"/>
+          <w:sz w:val="24"/>
+        </w:rPr>
+      </w:pPr>
+      <w:r>
+        <w:rPr>
+          <w:rFonts w:ascii="Times New Roman" w:hAnsi="Times New Roman"/>
+          <w:sz w:val="24"/>
+        </w:rPr>
+        <w:t>Слава Отцю, і Сину, і Святому Духові,* і нині і повсякчас, і на віки вічні. Амінь.</w:t>
+      </w:r>
+    </w:p>
+    <w:p>
+      <w:pPr>
+        <w:spacing w:line="240" w:lineRule="auto"/>
+        <w:rPr>
+          <w:rFonts w:ascii="Times New Roman" w:hAnsi="Times New Roman"/>
+          <w:sz w:val="24"/>
+        </w:rPr>
+      </w:pPr>
+      <w:r>
+        <w:rPr>
+          <w:rFonts w:ascii="Times New Roman" w:hAnsi="Times New Roman"/>
+          <w:sz w:val="24"/>
+        </w:rPr>
+        <w:t xml:space="preserve">Чеснішу від херувимів і незрівнянно славнішу і від серафимів,* що без зотління Бога Слово породила,* сущу Богородицю, тебе величаємо. </w:t>
+      </w:r>
+    </w:p>
+    <w:p>
+      <w:pPr>
+        <w:spacing w:line="240" w:lineRule="auto"/>
+        <w:rPr>
+          <w:rFonts w:ascii="Times New Roman" w:hAnsi="Times New Roman"/>
+          <w:sz w:val="24"/>
+        </w:rPr>
+      </w:pPr>
+      <w:r>
+        <w:rPr>
+          <w:rFonts w:ascii="Times New Roman" w:hAnsi="Times New Roman"/>
+          <w:sz w:val="24"/>
+        </w:rPr>
+        <w:t>Іменем Господнім благослови, отче!</w:t>
+      </w:r>
+    </w:p>
+    <w:p>
+      <w:pPr>
+        <w:spacing w:line="240" w:lineRule="auto"/>
+        <w:rPr>
+          <w:rFonts w:ascii="Times New Roman" w:hAnsi="Times New Roman"/>
+          <w:sz w:val="24"/>
+        </w:rPr>
+      </w:pPr>
+      <w:r>
+        <w:rPr>
+          <w:rFonts w:ascii="Times New Roman" w:hAnsi="Times New Roman"/>
+          <w:i/>
+          <w:color w:val="FF0000"/>
+          <w:sz w:val="24"/>
+        </w:rPr>
+        <w:t xml:space="preserve">Священик: </w:t>
+      </w:r>
+      <w:r>
+        <w:rPr>
+          <w:rFonts w:ascii="Times New Roman" w:hAnsi="Times New Roman"/>
+          <w:sz w:val="24"/>
+        </w:rPr>
+        <w:t>Молитвами святих отців наших, Господи Ісусе Христе Сине Божий, помилуй нас.</w:t>
+      </w:r>
+    </w:p>
+    <w:p>
+      <w:pPr>
+        <w:spacing w:line="240" w:lineRule="auto"/>
+        <w:rPr>
+          <w:rFonts w:ascii="Times New Roman" w:hAnsi="Times New Roman"/>
+          <w:sz w:val="24"/>
+        </w:rPr>
+      </w:pPr>
+      <w:r>
+        <w:rPr>
+          <w:rFonts w:ascii="Times New Roman" w:hAnsi="Times New Roman"/>
+          <w:i/>
+          <w:color w:val="FF0000"/>
+          <w:sz w:val="24"/>
+        </w:rPr>
+        <w:t xml:space="preserve">Вірні: </w:t>
+      </w:r>
+      <w:r>
+        <w:rPr>
+          <w:rFonts w:ascii="Times New Roman" w:hAnsi="Times New Roman"/>
+          <w:sz w:val="24"/>
+        </w:rPr>
+        <w:t>Амінь.</w:t>
       </w:r>
     </w:p>
     <w:p>
@@ -3660,562 +4100,106 @@
         <w:jc w:val="center"/>
         <w:rPr>
           <w:rFonts w:ascii="Times New Roman" w:hAnsi="Times New Roman"/>
-          <w:sz w:val="24"/>
-        </w:rPr>
-      </w:pPr>
-      <w:r>
-        <w:rPr>
-          <w:rFonts w:ascii="Times New Roman" w:hAnsi="Times New Roman"/>
-          <w:i/>
-          <w:color w:val="FF0000"/>
-          <w:sz w:val="24"/>
-        </w:rPr>
-        <w:t>*****</w:t>
-      </w:r>
-    </w:p>
-    <w:p>
-      <w:pPr>
-        <w:spacing w:line="240" w:lineRule="auto"/>
-        <w:rPr>
-          <w:rFonts w:ascii="Times New Roman" w:hAnsi="Times New Roman"/>
-          <w:sz w:val="24"/>
-        </w:rPr>
-      </w:pPr>
-      <w:r>
-        <w:rPr>
-          <w:rFonts w:ascii="Times New Roman" w:hAnsi="Times New Roman"/>
+          <w:b/>
+          <w:i/>
+          <w:sz w:val="24"/>
+        </w:rPr>
+      </w:pPr>
+      <w:r>
+        <w:rPr>
+          <w:rFonts w:ascii="Times New Roman" w:hAnsi="Times New Roman"/>
+          <w:b/>
+          <w:i/>
+          <w:color w:val="FF0000"/>
+          <w:sz w:val="24"/>
+        </w:rPr>
+        <w:t>Молитва на Час 3-ій</w:t>
+      </w:r>
+    </w:p>
+    <w:p>
+      <w:pPr>
+        <w:spacing w:line="240" w:lineRule="auto"/>
+        <w:rPr>
+          <w:rFonts w:ascii="Times New Roman" w:hAnsi="Times New Roman"/>
+          <w:sz w:val="24"/>
+        </w:rPr>
+      </w:pPr>
+      <w:r>
+        <w:rPr>
+          <w:rFonts w:ascii="Times New Roman" w:hAnsi="Times New Roman"/>
+          <w:sz w:val="24"/>
+        </w:rPr>
+        <w:t>Владико, Боже, Отче вседержителю, Господи Сину єдинородний, Ісусе Христе і Святий Душе – єдине Божество і єдина сило! Помилуй мене грішного і, якими задумами знаєш, спаси мене недостойного слугу твого, бо ти благословенний на віки вічні.</w:t>
+      </w:r>
+    </w:p>
+    <w:p>
+      <w:pPr>
+        <w:spacing w:line="240" w:lineRule="auto"/>
+        <w:rPr>
+          <w:rFonts w:ascii="Times New Roman" w:hAnsi="Times New Roman"/>
+          <w:sz w:val="24"/>
+        </w:rPr>
+      </w:pPr>
+      <w:r>
+        <w:rPr>
+          <w:rFonts w:ascii="Times New Roman" w:hAnsi="Times New Roman"/>
+          <w:i/>
+          <w:color w:val="FF0000"/>
+          <w:sz w:val="24"/>
+        </w:rPr>
+        <w:t xml:space="preserve">Вірні: </w:t>
+      </w:r>
+      <w:r>
+        <w:rPr>
+          <w:rFonts w:ascii="Times New Roman" w:hAnsi="Times New Roman"/>
+          <w:sz w:val="24"/>
+        </w:rPr>
+        <w:t>Амінь.</w:t>
+      </w:r>
+    </w:p>
+    <w:p>
+      <w:pPr>
+        <w:spacing w:line="240" w:lineRule="auto"/>
+        <w:rPr>
+          <w:rFonts w:ascii="Times New Roman" w:hAnsi="Times New Roman"/>
+          <w:i/>
+          <w:color w:val="FF0000"/>
+          <w:sz w:val="24"/>
+        </w:rPr>
+      </w:pPr>
+      <w:r>
+        <w:rPr>
+          <w:rFonts w:ascii="Times New Roman" w:hAnsi="Times New Roman"/>
+          <w:i/>
+          <w:color w:val="FF0000"/>
+          <w:sz w:val="24"/>
+        </w:rPr>
+        <w:t>[У давніх часословах замість цієї молитви є інша:</w:t>
+      </w:r>
+      <w:r>
+        <w:rPr>
+          <w:rFonts w:ascii="Times New Roman" w:hAnsi="Times New Roman"/>
+          <w:sz w:val="24"/>
+        </w:rPr>
+        <w:t xml:space="preserve"> Боже благодаті, ти змилосерджуєшся над нами кожного часу, утішенням Святого твого Духа. Благословимо тебе, бо Ти спас нас і в час цей, в який благодать Святого Духа на чистих апостолів Твоїх щедро зіслав єси. Прийми молитви всіх нас і спрямуй у час цей думки наші до духовного, щоб ми ходили в Дусі, а не в пожаданнях плоті, силою єдинородного Сина Твого, якому з Тобою належить слава і похвала, честь і прослава з Ним і з Святим Духом навіки віків.</w:t>
+      </w:r>
+    </w:p>
+    <w:p>
+      <w:pPr>
+        <w:spacing w:line="240" w:lineRule="auto"/>
+        <w:rPr>
+          <w:rFonts w:ascii="Times New Roman" w:hAnsi="Times New Roman"/>
+          <w:sz w:val="24"/>
+        </w:rPr>
+      </w:pPr>
+      <w:r>
+        <w:rPr>
+          <w:rFonts w:ascii="Times New Roman" w:hAnsi="Times New Roman"/>
+          <w:i/>
+          <w:color w:val="FF0000"/>
           <w:sz w:val="24"/>
         </w:rPr>
         <w:lastRenderedPageBreak/>
-        <w:t xml:space="preserve">Господь Бог благословенний,* благословенний Господь день у день;* сприяти буде нам Бог спасіння нашого;* Бог наш, Бог – Спаситель. </w:t>
-      </w:r>
-      <w:r>
-        <w:rPr>
-          <w:rFonts w:ascii="Times New Roman" w:hAnsi="Times New Roman"/>
-          <w:i/>
-          <w:color w:val="FF0000"/>
-          <w:sz w:val="24"/>
-        </w:rPr>
-        <w:t>(Пс. 67:20-21)</w:t>
-      </w:r>
-    </w:p>
-    <w:p>
-      <w:pPr>
-        <w:spacing w:line="240" w:lineRule="auto"/>
-        <w:jc w:val="center"/>
-        <w:rPr>
-          <w:rFonts w:ascii="Times New Roman" w:hAnsi="Times New Roman"/>
-          <w:sz w:val="24"/>
-        </w:rPr>
-      </w:pPr>
-      <w:r>
-        <w:rPr>
-          <w:rFonts w:ascii="Times New Roman" w:hAnsi="Times New Roman"/>
-          <w:i/>
-          <w:color w:val="FF0000"/>
-          <w:sz w:val="24"/>
-        </w:rPr>
-        <w:t>*****</w:t>
-      </w:r>
-    </w:p>
-    <w:p>
-      <w:pPr>
-        <w:spacing w:line="240" w:lineRule="auto"/>
-        <w:rPr>
-          <w:rFonts w:ascii="Times New Roman" w:hAnsi="Times New Roman"/>
-          <w:sz w:val="24"/>
-        </w:rPr>
-      </w:pPr>
-      <w:r>
-        <w:rPr>
-          <w:rFonts w:ascii="Times New Roman" w:hAnsi="Times New Roman"/>
-          <w:sz w:val="24"/>
-        </w:rPr>
-        <w:t xml:space="preserve">Святий Боже, святий Кріпкий, святий Безсмертний, помилуй нас </w:t>
-      </w:r>
-      <w:r>
-        <w:rPr>
-          <w:rFonts w:ascii="Times New Roman" w:hAnsi="Times New Roman"/>
-          <w:i/>
-          <w:color w:val="FF0000"/>
-          <w:sz w:val="24"/>
-        </w:rPr>
-        <w:t>(3 р.)</w:t>
-      </w:r>
-      <w:r>
-        <w:rPr>
-          <w:rFonts w:ascii="Times New Roman" w:hAnsi="Times New Roman"/>
-          <w:sz w:val="24"/>
-        </w:rPr>
-        <w:t>.</w:t>
-      </w:r>
-    </w:p>
-    <w:p>
-      <w:pPr>
-        <w:spacing w:line="240" w:lineRule="auto"/>
-        <w:rPr>
-          <w:rFonts w:ascii="Times New Roman" w:hAnsi="Times New Roman"/>
-          <w:sz w:val="24"/>
-        </w:rPr>
-      </w:pPr>
-      <w:r>
-        <w:rPr>
-          <w:rFonts w:ascii="Times New Roman" w:hAnsi="Times New Roman"/>
-          <w:sz w:val="24"/>
-        </w:rPr>
-        <w:t>Слава Отцю, і Сину, і Святому Духові,* і нині і повсякчас, і на віки вічні. Амінь.</w:t>
-      </w:r>
-    </w:p>
-    <w:p>
-      <w:pPr>
-        <w:spacing w:line="240" w:lineRule="auto"/>
-        <w:rPr>
-          <w:rFonts w:ascii="Times New Roman" w:hAnsi="Times New Roman"/>
-          <w:sz w:val="24"/>
-        </w:rPr>
-      </w:pPr>
-      <w:r>
-        <w:rPr>
-          <w:rFonts w:ascii="Times New Roman" w:hAnsi="Times New Roman"/>
-          <w:sz w:val="24"/>
-        </w:rPr>
-        <w:t>Пресвята Тройце, помилуй нас;* Господи, очисти гріхи наші;* Владико, прости беззаконня наші;* Святий, завітай і зціли немочі наші імени твого ради.</w:t>
-      </w:r>
-    </w:p>
-    <w:p>
-      <w:pPr>
-        <w:spacing w:line="240" w:lineRule="auto"/>
-        <w:rPr>
-          <w:rFonts w:ascii="Times New Roman" w:hAnsi="Times New Roman"/>
-          <w:sz w:val="24"/>
-        </w:rPr>
-      </w:pPr>
-      <w:r>
-        <w:rPr>
-          <w:rFonts w:ascii="Times New Roman" w:hAnsi="Times New Roman"/>
-          <w:sz w:val="24"/>
-        </w:rPr>
-        <w:t xml:space="preserve">Господи, помилуй </w:t>
-      </w:r>
-      <w:r>
-        <w:rPr>
-          <w:rFonts w:ascii="Times New Roman" w:hAnsi="Times New Roman"/>
-          <w:i/>
-          <w:color w:val="FF0000"/>
-          <w:sz w:val="24"/>
-        </w:rPr>
-        <w:t>(3 р.)</w:t>
-      </w:r>
-      <w:r>
-        <w:rPr>
-          <w:rFonts w:ascii="Times New Roman" w:hAnsi="Times New Roman"/>
-          <w:sz w:val="24"/>
-        </w:rPr>
-        <w:t>.</w:t>
-      </w:r>
-    </w:p>
-    <w:p>
-      <w:pPr>
-        <w:spacing w:line="240" w:lineRule="auto"/>
-        <w:rPr>
-          <w:rFonts w:ascii="Times New Roman" w:hAnsi="Times New Roman"/>
-          <w:sz w:val="24"/>
-        </w:rPr>
-      </w:pPr>
-      <w:r>
-        <w:rPr>
-          <w:rFonts w:ascii="Times New Roman" w:hAnsi="Times New Roman"/>
-          <w:sz w:val="24"/>
-        </w:rPr>
-        <w:t>Слава Отцю, і Сину, і Святому Духові,* і нині і повсякчас, і на віки вічні. Амінь.</w:t>
-      </w:r>
-    </w:p>
-    <w:p>
-      <w:pPr>
-        <w:spacing w:line="240" w:lineRule="auto"/>
-        <w:rPr>
-          <w:rFonts w:ascii="Times New Roman" w:hAnsi="Times New Roman"/>
-          <w:sz w:val="24"/>
-        </w:rPr>
-      </w:pPr>
-      <w:r>
-        <w:rPr>
-          <w:rFonts w:ascii="Times New Roman" w:hAnsi="Times New Roman"/>
-          <w:sz w:val="24"/>
-        </w:rPr>
-        <w:t>Отче наш, що єси на небесах,* нехай святиться ім’я твоє,* нехай прийде царство твоє,* нехай буде воля твоя, як на небі, так і на землі.* Хліб наш насущний дай нам сьогодні,* і прости нам провини наші,* як і ми прощаємо винуватцям нашим,* і не введи нас у спокусу,* але визволи нас від лукавого.</w:t>
-      </w:r>
-    </w:p>
-    <w:p>
-      <w:pPr>
-        <w:spacing w:line="240" w:lineRule="auto"/>
-        <w:rPr>
-          <w:rFonts w:ascii="Times New Roman" w:hAnsi="Times New Roman"/>
-          <w:sz w:val="24"/>
-        </w:rPr>
-      </w:pPr>
-      <w:r>
-        <w:rPr>
-          <w:rFonts w:ascii="Times New Roman" w:hAnsi="Times New Roman"/>
-          <w:i/>
-          <w:color w:val="FF0000"/>
-          <w:sz w:val="24"/>
-        </w:rPr>
-        <w:t xml:space="preserve">Священик: </w:t>
-      </w:r>
-      <w:r>
-        <w:rPr>
-          <w:rFonts w:ascii="Times New Roman" w:hAnsi="Times New Roman"/>
-          <w:sz w:val="24"/>
-        </w:rPr>
-        <w:t>Бо твоє є царство, і сила, і слава, Отця, і Сина, і Святого Духа, нині і повсякчас, і на віки вічні.</w:t>
-      </w:r>
-    </w:p>
-    <w:p>
-      <w:pPr>
-        <w:spacing w:line="240" w:lineRule="auto"/>
-        <w:rPr>
-          <w:rFonts w:ascii="Times New Roman" w:hAnsi="Times New Roman"/>
-          <w:sz w:val="24"/>
-        </w:rPr>
-      </w:pPr>
-      <w:r>
-        <w:rPr>
-          <w:rFonts w:ascii="Times New Roman" w:hAnsi="Times New Roman"/>
-          <w:i/>
-          <w:color w:val="FF0000"/>
-          <w:sz w:val="24"/>
-        </w:rPr>
-        <w:t xml:space="preserve">Вірні: </w:t>
-      </w:r>
-      <w:r>
-        <w:rPr>
-          <w:rFonts w:ascii="Times New Roman" w:hAnsi="Times New Roman"/>
-          <w:sz w:val="24"/>
-        </w:rPr>
-        <w:t>Амінь.</w:t>
-      </w:r>
-    </w:p>
-    <w:p>
-      <w:pPr>
-        <w:spacing w:line="240" w:lineRule="auto"/>
-        <w:ind w:left="2" w:hanging="2"/>
-        <w:rPr>
-          <w:rFonts w:ascii="Times New Roman" w:hAnsi="Times New Roman"/>
-          <w:sz w:val="24"/>
-          <w:szCs w:val="24"/>
-        </w:rPr>
-      </w:pPr>
-      <w:r>
-        <w:rPr>
-          <w:rFonts w:ascii="Times New Roman" w:hAnsi="Times New Roman"/>
-          <w:i/>
-          <w:color w:val="FF0000"/>
-          <w:sz w:val="24"/>
-          <w:szCs w:val="24"/>
-        </w:rPr>
-        <w:t>Кондак (г. 4):</w:t>
-      </w:r>
-      <w:r>
-        <w:rPr>
-          <w:rFonts w:ascii="Times New Roman" w:hAnsi="Times New Roman"/>
-          <w:sz w:val="24"/>
-          <w:szCs w:val="24"/>
-        </w:rPr>
-        <w:t xml:space="preserve"> Стриманістю життя прикрасив ти, отче,* плоть умертвив ти,* і тим переміг ти ворожі напади, преблаженний,* і прийшов до Бога у безтурботне й вічне життя,* як гідний спадкоємець, Йоане,* до Нього ж молися, щоб спас душі наші. </w:t>
-      </w:r>
-    </w:p>
-    <w:p>
-      <w:pPr>
-        <w:spacing w:line="240" w:lineRule="auto"/>
-        <w:rPr>
-          <w:rFonts w:ascii="Times New Roman" w:hAnsi="Times New Roman"/>
-          <w:sz w:val="24"/>
-        </w:rPr>
-      </w:pPr>
-      <w:r>
-        <w:rPr>
-          <w:rFonts w:ascii="Times New Roman" w:hAnsi="Times New Roman"/>
-          <w:sz w:val="24"/>
-        </w:rPr>
-        <w:t xml:space="preserve">Господи, помилуй </w:t>
-      </w:r>
-      <w:r>
-        <w:rPr>
-          <w:rFonts w:ascii="Times New Roman" w:hAnsi="Times New Roman"/>
-          <w:i/>
-          <w:color w:val="FF0000"/>
-          <w:sz w:val="24"/>
-        </w:rPr>
-        <w:t>(40 р.)</w:t>
-      </w:r>
-      <w:r>
-        <w:rPr>
-          <w:rFonts w:ascii="Times New Roman" w:hAnsi="Times New Roman"/>
-          <w:sz w:val="24"/>
-        </w:rPr>
-        <w:t>.</w:t>
-      </w:r>
-    </w:p>
-    <w:p>
-      <w:pPr>
-        <w:spacing w:line="240" w:lineRule="auto"/>
-        <w:rPr>
-          <w:rFonts w:ascii="Times New Roman" w:hAnsi="Times New Roman"/>
-          <w:sz w:val="24"/>
-        </w:rPr>
-      </w:pPr>
-      <w:r>
-        <w:rPr>
-          <w:rFonts w:ascii="Times New Roman" w:hAnsi="Times New Roman"/>
-          <w:sz w:val="24"/>
-        </w:rPr>
-        <w:t>Ти, що повсякчас і кожної години на небі й на землі приймаєш поклін і славу, Боже добрий, довготерпеливий й многомилостивий, що праведних любиш, і грішних милуєш, і всіх кличеш до спасіння, заради обіцянки майбутніх благ! Прийми, Господи, в цю хвилину й наші молитви і спрямуй життя наше до твоїх заповідей. Душі наші освяти, тіла очисти, думки наші направ, розум очисти й протверези, і визволь нас від усякої скорботи, лиха й слабування. Захисти нас святими ангелами твоїми, щоб ми, їх охороною збережені й напоумлені, осягнули єдність віри та зрозуміння неприступної твоєї слави, бо ти благословенний на віки вічні. Амінь.</w:t>
-      </w:r>
-    </w:p>
-    <w:p>
-      <w:pPr>
-        <w:spacing w:line="240" w:lineRule="auto"/>
-        <w:rPr>
-          <w:rFonts w:ascii="Times New Roman" w:hAnsi="Times New Roman"/>
-          <w:sz w:val="24"/>
-        </w:rPr>
-      </w:pPr>
-      <w:r>
-        <w:rPr>
-          <w:rFonts w:ascii="Times New Roman" w:hAnsi="Times New Roman"/>
-          <w:sz w:val="24"/>
-        </w:rPr>
-        <w:t xml:space="preserve">Господи, помилуй </w:t>
-      </w:r>
-      <w:r>
-        <w:rPr>
-          <w:rFonts w:ascii="Times New Roman" w:hAnsi="Times New Roman"/>
-          <w:i/>
-          <w:color w:val="FF0000"/>
-          <w:sz w:val="24"/>
-        </w:rPr>
-        <w:t>(3 р.)</w:t>
-      </w:r>
-      <w:r>
-        <w:rPr>
-          <w:rFonts w:ascii="Times New Roman" w:hAnsi="Times New Roman"/>
-          <w:sz w:val="24"/>
-        </w:rPr>
-        <w:t>.</w:t>
-      </w:r>
-    </w:p>
-    <w:p>
-      <w:pPr>
-        <w:spacing w:line="240" w:lineRule="auto"/>
-        <w:rPr>
-          <w:rFonts w:ascii="Times New Roman" w:hAnsi="Times New Roman"/>
-          <w:sz w:val="24"/>
-        </w:rPr>
-      </w:pPr>
-      <w:r>
-        <w:rPr>
-          <w:rFonts w:ascii="Times New Roman" w:hAnsi="Times New Roman"/>
-          <w:sz w:val="24"/>
-        </w:rPr>
-        <w:t>Слава Отцю, і Сину, і Святому Духові,* і нині і повсякчас, і на віки вічні. Амінь.</w:t>
-      </w:r>
-    </w:p>
-    <w:p>
-      <w:pPr>
-        <w:spacing w:line="240" w:lineRule="auto"/>
-        <w:rPr>
-          <w:rFonts w:ascii="Times New Roman" w:hAnsi="Times New Roman"/>
-          <w:sz w:val="24"/>
-        </w:rPr>
-      </w:pPr>
-      <w:r>
-        <w:rPr>
-          <w:rFonts w:ascii="Times New Roman" w:hAnsi="Times New Roman"/>
-          <w:sz w:val="24"/>
-        </w:rPr>
-        <w:t xml:space="preserve">Чеснішу від херувимів і незрівнянно славнішу і від серафимів,* що без зотління Бога Слово породила,* сущу Богородицю, тебе величаємо. </w:t>
-      </w:r>
-    </w:p>
-    <w:p>
-      <w:pPr>
-        <w:spacing w:line="240" w:lineRule="auto"/>
-        <w:rPr>
-          <w:rFonts w:ascii="Times New Roman" w:hAnsi="Times New Roman"/>
-          <w:sz w:val="24"/>
-        </w:rPr>
-      </w:pPr>
-      <w:r>
-        <w:rPr>
-          <w:rFonts w:ascii="Times New Roman" w:hAnsi="Times New Roman"/>
-          <w:sz w:val="24"/>
-        </w:rPr>
-        <w:t>Іменем Господнім благослови, отче!</w:t>
-      </w:r>
-    </w:p>
-    <w:p>
-      <w:pPr>
-        <w:spacing w:line="240" w:lineRule="auto"/>
-        <w:rPr>
-          <w:rFonts w:ascii="Times New Roman" w:hAnsi="Times New Roman"/>
-          <w:sz w:val="24"/>
-        </w:rPr>
-      </w:pPr>
-      <w:r>
-        <w:rPr>
-          <w:rFonts w:ascii="Times New Roman" w:hAnsi="Times New Roman"/>
-          <w:i/>
-          <w:color w:val="FF0000"/>
-          <w:sz w:val="24"/>
-        </w:rPr>
-        <w:t xml:space="preserve">Священик: </w:t>
-      </w:r>
-      <w:r>
-        <w:rPr>
-          <w:rFonts w:ascii="Times New Roman" w:hAnsi="Times New Roman"/>
-          <w:sz w:val="24"/>
-        </w:rPr>
-        <w:t>Молитвами святих отців наших, Господи Ісусе Христе Сине Божий, помилуй нас.</w:t>
-      </w:r>
-    </w:p>
-    <w:p>
-      <w:pPr>
-        <w:spacing w:line="240" w:lineRule="auto"/>
-        <w:rPr>
-          <w:rFonts w:ascii="Times New Roman" w:hAnsi="Times New Roman"/>
-          <w:sz w:val="24"/>
-        </w:rPr>
-      </w:pPr>
-      <w:r>
-        <w:rPr>
-          <w:rFonts w:ascii="Times New Roman" w:hAnsi="Times New Roman"/>
-          <w:i/>
-          <w:color w:val="FF0000"/>
-          <w:sz w:val="24"/>
-        </w:rPr>
-        <w:t xml:space="preserve">Вірні: </w:t>
-      </w:r>
-      <w:r>
-        <w:rPr>
-          <w:rFonts w:ascii="Times New Roman" w:hAnsi="Times New Roman"/>
-          <w:sz w:val="24"/>
-        </w:rPr>
-        <w:t>Амінь.</w:t>
-      </w:r>
-    </w:p>
-    <w:p>
-      <w:pPr>
-        <w:spacing w:line="240" w:lineRule="auto"/>
-        <w:jc w:val="center"/>
-        <w:rPr>
-          <w:rFonts w:ascii="Times New Roman" w:hAnsi="Times New Roman"/>
-          <w:b/>
-          <w:i/>
-          <w:sz w:val="24"/>
-        </w:rPr>
-      </w:pPr>
-      <w:r>
-        <w:rPr>
-          <w:rFonts w:ascii="Times New Roman" w:hAnsi="Times New Roman"/>
-          <w:b/>
-          <w:i/>
-          <w:color w:val="FF0000"/>
-          <w:sz w:val="24"/>
-        </w:rPr>
-        <w:t>Молитва на Час 3-ій</w:t>
-      </w:r>
-    </w:p>
-    <w:p>
-      <w:pPr>
-        <w:spacing w:line="240" w:lineRule="auto"/>
-        <w:rPr>
-          <w:rFonts w:ascii="Times New Roman" w:hAnsi="Times New Roman"/>
-          <w:sz w:val="24"/>
-        </w:rPr>
-      </w:pPr>
-      <w:r>
-        <w:rPr>
-          <w:rFonts w:ascii="Times New Roman" w:hAnsi="Times New Roman"/>
-          <w:sz w:val="24"/>
-        </w:rPr>
-        <w:t>Владико, Боже, Отче вседержителю, Господи Сину єдинородний, Ісусе Христе і Святий Душе – єдине Божество і єдина сило! Помилуй мене грішного і, якими задумами знаєш, спаси мене недостойного слугу твого, бо ти благословенний на віки вічні.</w:t>
-      </w:r>
-    </w:p>
-    <w:p>
-      <w:pPr>
-        <w:spacing w:line="240" w:lineRule="auto"/>
-        <w:rPr>
-          <w:rFonts w:ascii="Times New Roman" w:hAnsi="Times New Roman"/>
-          <w:sz w:val="24"/>
-        </w:rPr>
-      </w:pPr>
-      <w:r>
-        <w:rPr>
-          <w:rFonts w:ascii="Times New Roman" w:hAnsi="Times New Roman"/>
-          <w:i/>
-          <w:color w:val="FF0000"/>
-          <w:sz w:val="24"/>
-        </w:rPr>
-        <w:t xml:space="preserve">Вірні: </w:t>
-      </w:r>
-      <w:r>
-        <w:rPr>
-          <w:rFonts w:ascii="Times New Roman" w:hAnsi="Times New Roman"/>
-          <w:sz w:val="24"/>
-        </w:rPr>
-        <w:t>Амінь.</w:t>
-      </w:r>
-    </w:p>
-    <w:p>
-      <w:pPr>
-        <w:spacing w:line="240" w:lineRule="auto"/>
-        <w:rPr>
-          <w:rFonts w:ascii="Times New Roman" w:hAnsi="Times New Roman"/>
-          <w:i/>
-          <w:color w:val="FF0000"/>
-          <w:sz w:val="24"/>
-        </w:rPr>
-      </w:pPr>
-      <w:r>
-        <w:rPr>
-          <w:rFonts w:ascii="Times New Roman" w:hAnsi="Times New Roman"/>
-          <w:i/>
-          <w:color w:val="FF0000"/>
-          <w:sz w:val="24"/>
-        </w:rPr>
-        <w:t>[У давніх часословах замість цієї молитви є інша:</w:t>
-      </w:r>
-      <w:r>
-        <w:rPr>
-          <w:rFonts w:ascii="Times New Roman" w:hAnsi="Times New Roman"/>
-          <w:sz w:val="24"/>
-        </w:rPr>
-        <w:t xml:space="preserve"> Боже благодаті, ти змилосерджуєшся над нами кожного часу, утішенням Святого твого Духа. Благословимо тебе, бо Ти спас нас і в час </w:t>
-      </w:r>
-      <w:r>
-        <w:rPr>
-          <w:rFonts w:ascii="Times New Roman" w:hAnsi="Times New Roman"/>
-          <w:sz w:val="24"/>
-        </w:rPr>
-        <w:lastRenderedPageBreak/>
-        <w:t>цей, в який благодать Святого Духа на чистих апостолів Твоїх щедро зіслав єси. Прийми молитви всіх нас і спрямуй у час цей думки наші до духовного, щоб ми ходили в Дусі, а не в пожаданнях плоті, силою єдинородного Сина Твого, якому з Тобою належить слава і похвала, честь і прослава з Ним і з Святим Духом навіки віків.</w:t>
-      </w:r>
-    </w:p>
-    <w:p>
-      <w:pPr>
-        <w:spacing w:line="240" w:lineRule="auto"/>
-        <w:rPr>
-          <w:rFonts w:ascii="Times New Roman" w:hAnsi="Times New Roman"/>
-          <w:sz w:val="24"/>
-        </w:rPr>
-      </w:pPr>
-      <w:r>
-        <w:rPr>
-          <w:rFonts w:ascii="Times New Roman" w:hAnsi="Times New Roman"/>
-          <w:i/>
-          <w:color w:val="FF0000"/>
-          <w:sz w:val="24"/>
-        </w:rPr>
         <w:t xml:space="preserve">Вірні: </w:t>
       </w:r>
       <w:r>
@@ -4327,7 +4311,7 @@
           <w:sz w:val="21"/>
           <w:szCs w:val="21"/>
           <w:shd w:val="clear" w:color="auto" w:fill="E8F5E9"/>
-          <w:lang w:val="en-US"/>
+          <w:lang w:val="ru-MD"/>
         </w:rPr>
         <w:t xml:space="preserve"> </w:t>
       </w:r>
@@ -6253,7 +6237,7 @@
         <w:rPr>
           <w:rFonts w:ascii="Times New Roman" w:hAnsi="Times New Roman"/>
           <w:sz w:val="24"/>
-          <w:lang w:val="en-US"/>
+          <w:lang w:val="ru-MD"/>
         </w:rPr>
       </w:pPr>
       <w:r>
@@ -6428,7 +6412,7 @@
           <w:sz w:val="21"/>
           <w:szCs w:val="21"/>
           <w:shd w:val="clear" w:color="auto" w:fill="E8F5E9"/>
-          <w:lang w:val="en-US"/>
+          <w:lang w:val="ru-MD"/>
         </w:rPr>
         <w:t xml:space="preserve"> </w:t>
       </w:r>
@@ -7851,322 +7835,314 @@
           <w:sz w:val="24"/>
           <w:szCs w:val="24"/>
         </w:rPr>
-        <w:t>Тропар (г. 8):</w:t>
-      </w:r>
-      <w:r>
+        <w:t>Тропар</w:t>
+      </w:r>
+    </w:p>
+    <w:p>
+      <w:pPr>
+        <w:spacing w:line="240" w:lineRule="auto"/>
+        <w:rPr>
+          <w:rFonts w:ascii="Times New Roman" w:hAnsi="Times New Roman"/>
+          <w:b/>
+          <w:sz w:val="24"/>
+        </w:rPr>
+      </w:pPr>
+      <w:r>
+        <w:rPr>
+          <w:rFonts w:ascii="Times New Roman" w:hAnsi="Times New Roman"/>
+          <w:sz w:val="24"/>
+        </w:rPr>
+        <w:t>І нині, і повсякчас, і на віки вічні. Амінь.</w:t>
+      </w:r>
+      <w:r>
+        <w:rPr>
+          <w:rFonts w:ascii="Times New Roman" w:hAnsi="Times New Roman"/>
+          <w:b/>
+          <w:sz w:val="24"/>
+        </w:rPr>
+        <w:t xml:space="preserve"> </w:t>
+      </w:r>
+    </w:p>
+    <w:p>
+      <w:pPr>
+        <w:spacing w:line="240" w:lineRule="auto"/>
+        <w:rPr>
+          <w:rFonts w:ascii="Times New Roman" w:hAnsi="Times New Roman"/>
+          <w:sz w:val="24"/>
+        </w:rPr>
+      </w:pPr>
+      <w:r>
+        <w:rPr>
+          <w:rFonts w:ascii="Times New Roman" w:hAnsi="Times New Roman"/>
+          <w:sz w:val="24"/>
+        </w:rPr>
+        <w:t>Ти, Милосердний, що задля нас народився з Діви,* витерпів розп'яття і смертю смерть подолав,* і, як Бог, появив воскресіння,* не погорди тими, що їх ти створив рукою своєю.* Покажи, Милостивий, своє чоловіколюбство,* прийми Богородицю, що тебе породила і молиться за нас,* і спаси, Спасе наш, людей зневірених.</w:t>
+      </w:r>
+    </w:p>
+    <w:p>
+      <w:pPr>
+        <w:spacing w:line="240" w:lineRule="auto"/>
+        <w:jc w:val="center"/>
+        <w:rPr>
+          <w:rFonts w:ascii="Times New Roman" w:hAnsi="Times New Roman"/>
+          <w:i/>
+          <w:color w:val="FF0000"/>
+          <w:sz w:val="24"/>
+        </w:rPr>
+      </w:pPr>
+      <w:r>
+        <w:rPr>
+          <w:rFonts w:ascii="Times New Roman" w:hAnsi="Times New Roman"/>
+          <w:i/>
+          <w:color w:val="FF0000"/>
+          <w:sz w:val="24"/>
+        </w:rPr>
+        <w:t>*****</w:t>
+      </w:r>
+    </w:p>
+    <w:p>
+      <w:pPr>
+        <w:spacing w:line="240" w:lineRule="auto"/>
+        <w:rPr>
+          <w:rFonts w:ascii="Times New Roman" w:hAnsi="Times New Roman"/>
+          <w:sz w:val="24"/>
+        </w:rPr>
+      </w:pPr>
+      <w:r>
+        <w:rPr>
+          <w:rFonts w:ascii="Times New Roman" w:hAnsi="Times New Roman"/>
+          <w:sz w:val="24"/>
+        </w:rPr>
+        <w:t xml:space="preserve">Не залиши нас до кінця, ради імени твого святого,* не зруйнуй заповіту твого* й не віддаляй милости твоєї від нас задля улюбленого тобою Авраама,* і задля Ісаака, раба твого,* та Ізраїля святого твого. </w:t>
+      </w:r>
+      <w:r>
+        <w:rPr>
+          <w:rFonts w:ascii="Times New Roman" w:hAnsi="Times New Roman"/>
+          <w:i/>
+          <w:color w:val="FF0000"/>
+          <w:sz w:val="24"/>
+        </w:rPr>
+        <w:t>(Дан. 3:34-35)</w:t>
+      </w:r>
+    </w:p>
+    <w:p>
+      <w:pPr>
+        <w:spacing w:line="240" w:lineRule="auto"/>
+        <w:jc w:val="center"/>
+        <w:rPr>
+          <w:rFonts w:ascii="Times New Roman" w:hAnsi="Times New Roman"/>
+          <w:i/>
+          <w:color w:val="FF0000"/>
+          <w:sz w:val="24"/>
+        </w:rPr>
+      </w:pPr>
+      <w:r>
+        <w:rPr>
+          <w:rFonts w:ascii="Times New Roman" w:hAnsi="Times New Roman"/>
+          <w:i/>
+          <w:color w:val="FF0000"/>
+          <w:sz w:val="24"/>
+        </w:rPr>
+        <w:t>*****</w:t>
+      </w:r>
+    </w:p>
+    <w:p>
+      <w:pPr>
+        <w:spacing w:line="240" w:lineRule="auto"/>
+        <w:rPr>
+          <w:rFonts w:ascii="Times New Roman" w:hAnsi="Times New Roman"/>
+          <w:sz w:val="24"/>
+        </w:rPr>
+      </w:pPr>
+      <w:r>
+        <w:rPr>
+          <w:rFonts w:ascii="Times New Roman" w:hAnsi="Times New Roman"/>
+          <w:sz w:val="24"/>
+        </w:rPr>
+        <w:t xml:space="preserve">Святий Боже, святий Кріпкий, святий Безсмертний, помилуй нас </w:t>
+      </w:r>
+      <w:r>
+        <w:rPr>
+          <w:rFonts w:ascii="Times New Roman" w:hAnsi="Times New Roman"/>
+          <w:i/>
+          <w:color w:val="FF0000"/>
+          <w:sz w:val="24"/>
+        </w:rPr>
+        <w:t>(3 р.)</w:t>
+      </w:r>
+      <w:r>
+        <w:rPr>
+          <w:rFonts w:ascii="Times New Roman" w:hAnsi="Times New Roman"/>
+          <w:sz w:val="24"/>
+        </w:rPr>
+        <w:t>.</w:t>
+      </w:r>
+    </w:p>
+    <w:p>
+      <w:pPr>
+        <w:spacing w:line="240" w:lineRule="auto"/>
+        <w:rPr>
+          <w:rFonts w:ascii="Times New Roman" w:hAnsi="Times New Roman"/>
+          <w:sz w:val="24"/>
+        </w:rPr>
+      </w:pPr>
+      <w:r>
+        <w:rPr>
+          <w:rFonts w:ascii="Times New Roman" w:hAnsi="Times New Roman"/>
+          <w:sz w:val="24"/>
+        </w:rPr>
+        <w:t>Слава Отцю, і Сину, і Святому Духові,* і нині, і повсякчас, і на віки вічні. Амінь.</w:t>
+      </w:r>
+    </w:p>
+    <w:p>
+      <w:pPr>
+        <w:spacing w:line="240" w:lineRule="auto"/>
+        <w:rPr>
+          <w:rFonts w:ascii="Times New Roman" w:hAnsi="Times New Roman"/>
+          <w:sz w:val="24"/>
+        </w:rPr>
+      </w:pPr>
+      <w:r>
+        <w:rPr>
+          <w:rFonts w:ascii="Times New Roman" w:hAnsi="Times New Roman"/>
+          <w:sz w:val="24"/>
+        </w:rPr>
+        <w:t>Пресвята Тройце, помилуй нас;* Господи, очисти гріхи наші;* Владико, прости беззаконня наші;* Святий, завітай і зціли немочі наші імени твого ради.</w:t>
+      </w:r>
+    </w:p>
+    <w:p>
+      <w:pPr>
+        <w:spacing w:line="240" w:lineRule="auto"/>
+        <w:rPr>
+          <w:rFonts w:ascii="Times New Roman" w:hAnsi="Times New Roman"/>
+          <w:sz w:val="24"/>
+        </w:rPr>
+      </w:pPr>
+      <w:r>
+        <w:rPr>
+          <w:rFonts w:ascii="Times New Roman" w:hAnsi="Times New Roman"/>
+          <w:sz w:val="24"/>
+        </w:rPr>
+        <w:t xml:space="preserve">Господи, помилуй </w:t>
+      </w:r>
+      <w:r>
+        <w:rPr>
+          <w:rFonts w:ascii="Times New Roman" w:hAnsi="Times New Roman"/>
+          <w:i/>
+          <w:color w:val="FF0000"/>
+          <w:sz w:val="24"/>
+        </w:rPr>
+        <w:t>(3 р.)</w:t>
+      </w:r>
+      <w:r>
+        <w:rPr>
+          <w:rFonts w:ascii="Times New Roman" w:hAnsi="Times New Roman"/>
+          <w:sz w:val="24"/>
+        </w:rPr>
+        <w:t>.</w:t>
+      </w:r>
+    </w:p>
+    <w:p>
+      <w:pPr>
+        <w:spacing w:line="240" w:lineRule="auto"/>
+        <w:rPr>
+          <w:rFonts w:ascii="Times New Roman" w:hAnsi="Times New Roman"/>
+          <w:sz w:val="24"/>
+        </w:rPr>
+      </w:pPr>
+      <w:r>
+        <w:rPr>
+          <w:rFonts w:ascii="Times New Roman" w:hAnsi="Times New Roman"/>
+          <w:sz w:val="24"/>
+        </w:rPr>
+        <w:t>Слава Отцю, і Сину, і Святому Духові,* і нині, і повсякчас, і на віки вічні. Амінь.</w:t>
+      </w:r>
+    </w:p>
+    <w:p>
+      <w:pPr>
+        <w:spacing w:line="240" w:lineRule="auto"/>
+        <w:rPr>
+          <w:rFonts w:ascii="Times New Roman" w:hAnsi="Times New Roman"/>
+          <w:sz w:val="24"/>
+        </w:rPr>
+      </w:pPr>
+      <w:r>
+        <w:rPr>
+          <w:rFonts w:ascii="Times New Roman" w:hAnsi="Times New Roman"/>
+          <w:sz w:val="24"/>
+        </w:rPr>
+        <w:t>Отче наш, що єси на небесах,* нехай святиться ім’я твоє,* нехай прийде царство твоє,* нехай буде воля твоя, як на небі, так і на землі.* Хліб наш насущний дай нам сьогодні,* і прости нам провини наші,* як і ми прощаємо винуватцям нашим,* і не введи нас у спокусу,* але визволи нас від лукавого.</w:t>
+      </w:r>
+    </w:p>
+    <w:p>
+      <w:pPr>
+        <w:spacing w:line="240" w:lineRule="auto"/>
+        <w:rPr>
+          <w:rFonts w:ascii="Times New Roman" w:hAnsi="Times New Roman"/>
+          <w:sz w:val="24"/>
+        </w:rPr>
+      </w:pPr>
+      <w:r>
+        <w:rPr>
+          <w:rFonts w:ascii="Times New Roman" w:hAnsi="Times New Roman"/>
+          <w:i/>
+          <w:color w:val="FF0000"/>
+          <w:sz w:val="24"/>
+        </w:rPr>
+        <w:t xml:space="preserve">Священик: </w:t>
+      </w:r>
+      <w:r>
+        <w:rPr>
+          <w:rFonts w:ascii="Times New Roman" w:hAnsi="Times New Roman"/>
+          <w:sz w:val="24"/>
+        </w:rPr>
+        <w:t>Бо твоє є царство, і сила, і слава, Отця, і Сина, і Святого Духа, нині і повсякчас, і на віки вічні.</w:t>
+      </w:r>
+    </w:p>
+    <w:p>
+      <w:pPr>
+        <w:spacing w:line="240" w:lineRule="auto"/>
+        <w:rPr>
+          <w:rFonts w:ascii="Times New Roman" w:hAnsi="Times New Roman"/>
+          <w:sz w:val="24"/>
+        </w:rPr>
+      </w:pPr>
+      <w:r>
+        <w:rPr>
+          <w:rFonts w:ascii="Times New Roman" w:hAnsi="Times New Roman"/>
+          <w:i/>
+          <w:color w:val="FF0000"/>
+          <w:sz w:val="24"/>
+        </w:rPr>
+        <w:t xml:space="preserve">Вірні: </w:t>
+      </w:r>
+      <w:r>
+        <w:rPr>
+          <w:rFonts w:ascii="Times New Roman" w:hAnsi="Times New Roman"/>
+          <w:sz w:val="24"/>
+        </w:rPr>
+        <w:t>Амінь.</w:t>
+      </w:r>
+    </w:p>
+    <w:p>
+      <w:pPr>
+        <w:spacing w:line="240" w:lineRule="auto"/>
+        <w:ind w:left="2" w:hanging="2"/>
         <w:rPr>
           <w:rFonts w:ascii="Times New Roman" w:hAnsi="Times New Roman"/>
           <w:sz w:val="24"/>
           <w:szCs w:val="24"/>
         </w:rPr>
-        <w:t xml:space="preserve"> У тобі, отче, дбайливо зберігся образ,* бо, прийнявши хрест, ти пішов слідом за Христом* і ділом навчав ти погорджувати тілом, бо воно проминає,* а дбати про душу – єство безсмертне.* Тим-то з ангелами разом радується,* преподобний Йоане, дух твій.</w:t>
-      </w:r>
-    </w:p>
-    <w:p>
-      <w:pPr>
-        <w:spacing w:line="240" w:lineRule="auto"/>
-        <w:rPr>
-          <w:rFonts w:ascii="Times New Roman" w:hAnsi="Times New Roman"/>
-          <w:b/>
-          <w:sz w:val="24"/>
-        </w:rPr>
-      </w:pPr>
-      <w:r>
-        <w:rPr>
-          <w:rFonts w:ascii="Times New Roman" w:hAnsi="Times New Roman"/>
-          <w:sz w:val="24"/>
-        </w:rPr>
-        <w:t>І нині, і повсякчас, і на віки вічні. Амінь.</w:t>
-      </w:r>
-      <w:r>
-        <w:rPr>
-          <w:rFonts w:ascii="Times New Roman" w:hAnsi="Times New Roman"/>
-          <w:b/>
-          <w:sz w:val="24"/>
-        </w:rPr>
-        <w:t xml:space="preserve"> </w:t>
-      </w:r>
-    </w:p>
-    <w:p>
-      <w:pPr>
-        <w:spacing w:line="240" w:lineRule="auto"/>
-        <w:rPr>
-          <w:rFonts w:ascii="Times New Roman" w:hAnsi="Times New Roman"/>
-          <w:sz w:val="24"/>
-        </w:rPr>
-      </w:pPr>
-      <w:r>
-        <w:rPr>
-          <w:rFonts w:ascii="Times New Roman" w:hAnsi="Times New Roman"/>
-          <w:sz w:val="24"/>
-        </w:rPr>
-        <w:t>Ти, Милосердний, що задля нас народився з Діви,* витерпів розп'яття і смертю смерть подолав,* і, як Бог, появив воскресіння,* не погорди тими, що їх ти створив рукою своєю.* Покажи, Милостивий, своє чоловіколюбство,* прийми Богородицю, що тебе породила і молиться за нас,* і спаси, Спасе наш, людей зневірених.</w:t>
-      </w:r>
-    </w:p>
-    <w:p>
-      <w:pPr>
-        <w:spacing w:line="240" w:lineRule="auto"/>
-        <w:jc w:val="center"/>
-        <w:rPr>
-          <w:rFonts w:ascii="Times New Roman" w:hAnsi="Times New Roman"/>
-          <w:i/>
-          <w:color w:val="FF0000"/>
-          <w:sz w:val="24"/>
-        </w:rPr>
-      </w:pPr>
-      <w:r>
-        <w:rPr>
-          <w:rFonts w:ascii="Times New Roman" w:hAnsi="Times New Roman"/>
-          <w:i/>
-          <w:color w:val="FF0000"/>
-          <w:sz w:val="24"/>
-        </w:rPr>
-        <w:t>*****</w:t>
-      </w:r>
-    </w:p>
-    <w:p>
-      <w:pPr>
-        <w:spacing w:line="240" w:lineRule="auto"/>
-        <w:rPr>
-          <w:rFonts w:ascii="Times New Roman" w:hAnsi="Times New Roman"/>
-          <w:sz w:val="24"/>
-        </w:rPr>
-      </w:pPr>
-      <w:r>
-        <w:rPr>
-          <w:rFonts w:ascii="Times New Roman" w:hAnsi="Times New Roman"/>
-          <w:sz w:val="24"/>
-        </w:rPr>
-        <w:t xml:space="preserve">Не залиши нас до кінця, ради імени твого святого,* не зруйнуй заповіту твого* й не віддаляй милости твоєї від нас задля улюбленого тобою Авраама,* і задля Ісаака, раба твого,* та Ізраїля святого твого. </w:t>
-      </w:r>
-      <w:r>
-        <w:rPr>
-          <w:rFonts w:ascii="Times New Roman" w:hAnsi="Times New Roman"/>
-          <w:i/>
-          <w:color w:val="FF0000"/>
-          <w:sz w:val="24"/>
-        </w:rPr>
-        <w:t>(Дан. 3:34-35)</w:t>
-      </w:r>
-    </w:p>
-    <w:p>
-      <w:pPr>
-        <w:spacing w:line="240" w:lineRule="auto"/>
-        <w:jc w:val="center"/>
-        <w:rPr>
-          <w:rFonts w:ascii="Times New Roman" w:hAnsi="Times New Roman"/>
-          <w:i/>
-          <w:color w:val="FF0000"/>
-          <w:sz w:val="24"/>
-        </w:rPr>
-      </w:pPr>
-      <w:r>
-        <w:rPr>
-          <w:rFonts w:ascii="Times New Roman" w:hAnsi="Times New Roman"/>
-          <w:i/>
-          <w:color w:val="FF0000"/>
-          <w:sz w:val="24"/>
-        </w:rPr>
-        <w:t>*****</w:t>
-      </w:r>
-    </w:p>
-    <w:p>
-      <w:pPr>
-        <w:spacing w:line="240" w:lineRule="auto"/>
-        <w:rPr>
-          <w:rFonts w:ascii="Times New Roman" w:hAnsi="Times New Roman"/>
-          <w:sz w:val="24"/>
-        </w:rPr>
-      </w:pPr>
-      <w:r>
-        <w:rPr>
-          <w:rFonts w:ascii="Times New Roman" w:hAnsi="Times New Roman"/>
-          <w:sz w:val="24"/>
-        </w:rPr>
-        <w:t xml:space="preserve">Святий Боже, святий Кріпкий, святий Безсмертний, помилуй нас </w:t>
-      </w:r>
-      <w:r>
-        <w:rPr>
-          <w:rFonts w:ascii="Times New Roman" w:hAnsi="Times New Roman"/>
-          <w:i/>
-          <w:color w:val="FF0000"/>
-          <w:sz w:val="24"/>
-        </w:rPr>
-        <w:t>(3 р.)</w:t>
-      </w:r>
-      <w:r>
-        <w:rPr>
-          <w:rFonts w:ascii="Times New Roman" w:hAnsi="Times New Roman"/>
-          <w:sz w:val="24"/>
-        </w:rPr>
-        <w:t>.</w:t>
-      </w:r>
-    </w:p>
-    <w:p>
-      <w:pPr>
-        <w:spacing w:line="240" w:lineRule="auto"/>
-        <w:rPr>
-          <w:rFonts w:ascii="Times New Roman" w:hAnsi="Times New Roman"/>
-          <w:sz w:val="24"/>
-        </w:rPr>
-      </w:pPr>
-      <w:r>
-        <w:rPr>
-          <w:rFonts w:ascii="Times New Roman" w:hAnsi="Times New Roman"/>
-          <w:sz w:val="24"/>
-        </w:rPr>
-        <w:t>Слава Отцю, і Сину, і Святому Духові,* і нині, і повсякчас, і на віки вічні. Амінь.</w:t>
-      </w:r>
-    </w:p>
-    <w:p>
-      <w:pPr>
-        <w:spacing w:line="240" w:lineRule="auto"/>
-        <w:rPr>
-          <w:rFonts w:ascii="Times New Roman" w:hAnsi="Times New Roman"/>
-          <w:sz w:val="24"/>
-        </w:rPr>
-      </w:pPr>
-      <w:r>
-        <w:rPr>
-          <w:rFonts w:ascii="Times New Roman" w:hAnsi="Times New Roman"/>
-          <w:sz w:val="24"/>
-        </w:rPr>
-        <w:t>Пресвята Тройце, помилуй нас;* Господи, очисти гріхи наші;* Владико, прости беззаконня наші;* Святий, завітай і зціли немочі наші імени твого ради.</w:t>
-      </w:r>
-    </w:p>
-    <w:p>
-      <w:pPr>
-        <w:spacing w:line="240" w:lineRule="auto"/>
-        <w:rPr>
-          <w:rFonts w:ascii="Times New Roman" w:hAnsi="Times New Roman"/>
-          <w:sz w:val="24"/>
-        </w:rPr>
-      </w:pPr>
-      <w:r>
-        <w:rPr>
-          <w:rFonts w:ascii="Times New Roman" w:hAnsi="Times New Roman"/>
-          <w:sz w:val="24"/>
-        </w:rPr>
-        <w:t xml:space="preserve">Господи, помилуй </w:t>
-      </w:r>
-      <w:r>
-        <w:rPr>
-          <w:rFonts w:ascii="Times New Roman" w:hAnsi="Times New Roman"/>
-          <w:i/>
-          <w:color w:val="FF0000"/>
-          <w:sz w:val="24"/>
-        </w:rPr>
-        <w:t>(3 р.)</w:t>
-      </w:r>
-      <w:r>
-        <w:rPr>
-          <w:rFonts w:ascii="Times New Roman" w:hAnsi="Times New Roman"/>
-          <w:sz w:val="24"/>
-        </w:rPr>
-        <w:t>.</w:t>
-      </w:r>
-    </w:p>
-    <w:p>
-      <w:pPr>
-        <w:spacing w:line="240" w:lineRule="auto"/>
-        <w:rPr>
-          <w:rFonts w:ascii="Times New Roman" w:hAnsi="Times New Roman"/>
-          <w:sz w:val="24"/>
-        </w:rPr>
-      </w:pPr>
-      <w:r>
-        <w:rPr>
-          <w:rFonts w:ascii="Times New Roman" w:hAnsi="Times New Roman"/>
-          <w:sz w:val="24"/>
-        </w:rPr>
-        <w:t>Слава Отцю, і Сину, і Святому Духові,* і нині, і повсякчас, і на віки вічні. Амінь.</w:t>
-      </w:r>
-    </w:p>
-    <w:p>
-      <w:pPr>
-        <w:spacing w:line="240" w:lineRule="auto"/>
-        <w:rPr>
-          <w:rFonts w:ascii="Times New Roman" w:hAnsi="Times New Roman"/>
-          <w:sz w:val="24"/>
-        </w:rPr>
-      </w:pPr>
-      <w:r>
-        <w:rPr>
-          <w:rFonts w:ascii="Times New Roman" w:hAnsi="Times New Roman"/>
-          <w:sz w:val="24"/>
-        </w:rPr>
-        <w:t>Отче наш, що єси на небесах,* нехай святиться ім’я твоє,* нехай прийде царство твоє,* нехай буде воля твоя, як на небі, так і на землі.* Хліб наш насущний дай нам сьогодні,* і прости нам провини наші,* як і ми прощаємо винуватцям нашим,* і не введи нас у спокусу,* але визволи нас від лукавого.</w:t>
-      </w:r>
-    </w:p>
-    <w:p>
-      <w:pPr>
-        <w:spacing w:line="240" w:lineRule="auto"/>
-        <w:rPr>
-          <w:rFonts w:ascii="Times New Roman" w:hAnsi="Times New Roman"/>
-          <w:sz w:val="24"/>
-        </w:rPr>
-      </w:pPr>
-      <w:r>
-        <w:rPr>
-          <w:rFonts w:ascii="Times New Roman" w:hAnsi="Times New Roman"/>
-          <w:i/>
-          <w:color w:val="FF0000"/>
-          <w:sz w:val="24"/>
-        </w:rPr>
-        <w:t xml:space="preserve">Священик: </w:t>
-      </w:r>
-      <w:r>
-        <w:rPr>
-          <w:rFonts w:ascii="Times New Roman" w:hAnsi="Times New Roman"/>
-          <w:sz w:val="24"/>
-        </w:rPr>
-        <w:t>Бо твоє є царство, і сила, і слава, Отця, і Сина, і Святого Духа, нині і повсякчас, і на віки вічні.</w:t>
-      </w:r>
-    </w:p>
-    <w:p>
-      <w:pPr>
-        <w:spacing w:line="240" w:lineRule="auto"/>
-        <w:rPr>
-          <w:rFonts w:ascii="Times New Roman" w:hAnsi="Times New Roman"/>
-          <w:sz w:val="24"/>
-        </w:rPr>
-      </w:pPr>
-      <w:r>
-        <w:rPr>
-          <w:rFonts w:ascii="Times New Roman" w:hAnsi="Times New Roman"/>
-          <w:i/>
-          <w:color w:val="FF0000"/>
-          <w:sz w:val="24"/>
+      </w:pPr>
+      <w:r>
+        <w:rPr>
+          <w:rFonts w:ascii="Times New Roman" w:hAnsi="Times New Roman"/>
+          <w:i/>
+          <w:color w:val="FF0000"/>
+          <w:sz w:val="24"/>
+          <w:szCs w:val="24"/>
         </w:rPr>
         <w:lastRenderedPageBreak/>
-        <w:t xml:space="preserve">Вірні: </w:t>
-      </w:r>
-      <w:r>
-        <w:rPr>
-          <w:rFonts w:ascii="Times New Roman" w:hAnsi="Times New Roman"/>
-          <w:sz w:val="24"/>
-        </w:rPr>
-        <w:t>Амінь.</w:t>
-      </w:r>
-    </w:p>
-    <w:p>
-      <w:pPr>
-        <w:spacing w:line="240" w:lineRule="auto"/>
-        <w:ind w:left="2" w:hanging="2"/>
-        <w:rPr>
-          <w:rFonts w:ascii="Times New Roman" w:hAnsi="Times New Roman"/>
-          <w:sz w:val="24"/>
-          <w:szCs w:val="24"/>
-        </w:rPr>
-      </w:pPr>
-      <w:r>
-        <w:rPr>
-          <w:rFonts w:ascii="Times New Roman" w:hAnsi="Times New Roman"/>
-          <w:i/>
-          <w:color w:val="FF0000"/>
-          <w:sz w:val="24"/>
-          <w:szCs w:val="24"/>
-        </w:rPr>
         <w:t>Кондак (г. 8):</w:t>
       </w:r>
       <w:r>
@@ -8500,7 +8476,7 @@
           <w:sz w:val="21"/>
           <w:szCs w:val="21"/>
           <w:shd w:val="clear" w:color="auto" w:fill="E8F5E9"/>
-          <w:lang w:val="en-US"/>
+          <w:lang w:val="ru-MD"/>
         </w:rPr>
         <w:t xml:space="preserve"> </w:t>
       </w:r>
@@ -8575,7 +8551,6 @@
           <w:color w:val="FF0000"/>
           <w:sz w:val="24"/>
         </w:rPr>
-        <w:lastRenderedPageBreak/>
         <w:t xml:space="preserve">Вірні: </w:t>
       </w:r>
       <w:r>
